--- a/src/content/bios/Phelan-EJ 2016.docx
+++ b/src/content/bios/Phelan-EJ 2016.docx
@@ -1,6 +1,6 @@
 
 <file path=word/document.xml><?xml version="1.0" encoding="utf-8"?>
-<w:document xmlns:wpc="http://schemas.microsoft.com/office/word/2010/wordprocessingCanvas" xmlns:cx="http://schemas.microsoft.com/office/drawing/2014/chartex" xmlns:cx1="http://schemas.microsoft.com/office/drawing/2015/9/8/chartex" xmlns:cx2="http://schemas.microsoft.com/office/drawing/2015/10/21/chartex" xmlns:cx3="http://schemas.microsoft.com/office/drawing/2016/5/9/chartex" xmlns:cx4="http://schemas.microsoft.com/office/drawing/2016/5/10/chartex" xmlns:cx5="http://schemas.microsoft.com/office/drawing/2016/5/11/chartex" xmlns:cx6="http://schemas.microsoft.com/office/drawing/2016/5/12/chartex" xmlns:cx7="http://schemas.microsoft.com/office/drawing/2016/5/13/chartex" xmlns:cx8="http://schemas.microsoft.com/office/drawing/2016/5/14/chartex" xmlns:mc="http://schemas.openxmlformats.org/markup-compatibility/2006" xmlns:aink="http://schemas.microsoft.com/office/drawing/2016/ink" xmlns:am3d="http://schemas.microsoft.com/office/drawing/2017/model3d" xmlns:o="urn:schemas-microsoft-com:office:office" xmlns:oel="http://schemas.microsoft.com/office/2019/extlst" xmlns:r="http://schemas.openxmlformats.org/officeDocument/2006/relationships" xmlns:m="http://schemas.openxmlformats.org/officeDocument/2006/math" xmlns:v="urn:schemas-microsoft-com:vml" xmlns:wp14="http://schemas.microsoft.com/office/word/2010/wordprocessingDrawing" xmlns:wp="http://schemas.openxmlformats.org/drawingml/2006/wordprocessingDrawing" xmlns:w10="urn:schemas-microsoft-com:office:word" xmlns:w="http://schemas.openxmlformats.org/wordprocessingml/2006/main" xmlns:w14="http://schemas.microsoft.com/office/word/2010/wordml" xmlns:w15="http://schemas.microsoft.com/office/word/2012/wordml" xmlns:w16cex="http://schemas.microsoft.com/office/word/2018/wordml/cex" xmlns:w16cid="http://schemas.microsoft.com/office/word/2016/wordml/cid" xmlns:w16="http://schemas.microsoft.com/office/word/2018/wordml" xmlns:w16du="http://schemas.microsoft.com/office/word/2023/wordml/word16du" xmlns:w16sdtdh="http://schemas.microsoft.com/office/word/2020/wordml/sdtdatahash" xmlns:w16sdtfl="http://schemas.microsoft.com/office/word/2024/wordml/sdtformatlock" xmlns:w16se="http://schemas.microsoft.com/office/word/2015/wordml/symex" xmlns:wpg="http://schemas.microsoft.com/office/word/2010/wordprocessingGroup" xmlns:wpi="http://schemas.microsoft.com/office/word/2010/wordprocessingInk" xmlns:wne="http://schemas.microsoft.com/office/word/2006/wordml" xmlns:wps="http://schemas.microsoft.com/office/word/2010/wordprocessingShape" mc:Ignorable="w14 w15 w16se w16cid w16 w16cex w16sdtdh w16sdtfl w16du wp14">
+<w:document xmlns:wpc="http://schemas.microsoft.com/office/word/2010/wordprocessingCanvas" xmlns:cx="http://schemas.microsoft.com/office/drawing/2014/chartex" xmlns:cx1="http://schemas.microsoft.com/office/drawing/2015/9/8/chartex" xmlns:cx2="http://schemas.microsoft.com/office/drawing/2015/10/21/chartex" xmlns:cx3="http://schemas.microsoft.com/office/drawing/2016/5/9/chartex" xmlns:cx4="http://schemas.microsoft.com/office/drawing/2016/5/10/chartex" xmlns:cx5="http://schemas.microsoft.com/office/drawing/2016/5/11/chartex" xmlns:cx6="http://schemas.microsoft.com/office/drawing/2016/5/12/chartex" xmlns:cx7="http://schemas.microsoft.com/office/drawing/2016/5/13/chartex" xmlns:cx8="http://schemas.microsoft.com/office/drawing/2016/5/14/chartex" xmlns:mc="http://schemas.openxmlformats.org/markup-compatibility/2006" xmlns:m="http://schemas.openxmlformats.org/officeDocument/2006/math" xmlns:aink="http://schemas.microsoft.com/office/drawing/2016/ink" xmlns:am3d="http://schemas.microsoft.com/office/drawing/2017/model3d" xmlns:oel="http://schemas.microsoft.com/office/2019/extlst" xmlns:r="http://schemas.openxmlformats.org/officeDocument/2006/relationships" xmlns:wp14="http://schemas.microsoft.com/office/word/2010/wordprocessingDrawing" xmlns:wp="http://schemas.openxmlformats.org/drawingml/2006/wordprocessingDrawing" xmlns:wpg="http://schemas.microsoft.com/office/word/2010/wordprocessingGroup" xmlns:wpi="http://schemas.microsoft.com/office/word/2010/wordprocessingInk" xmlns:wps="http://schemas.microsoft.com/office/word/2010/wordprocessingShape" xmlns:o="urn:schemas-microsoft-com:office:office" xmlns:v="urn:schemas-microsoft-com:vml" xmlns:w10="urn:schemas-microsoft-com:office:word" xmlns:w="http://schemas.openxmlformats.org/wordprocessingml/2006/main" xmlns:w14="http://schemas.microsoft.com/office/word/2010/wordml" xmlns:w15="http://schemas.microsoft.com/office/word/2012/wordml" xmlns:w16cei="http://schemas.microsoft.com/office/word/2026/wordml/cei" xmlns:w16cex="http://schemas.microsoft.com/office/word/2018/wordml/cex" xmlns:w16cid="http://schemas.microsoft.com/office/word/2016/wordml/cid" xmlns:w16="http://schemas.microsoft.com/office/word/2018/wordml" xmlns:w16sdtdh="http://schemas.microsoft.com/office/word/2020/wordml/sdtdatahash" xmlns:w16sdtfl="http://schemas.microsoft.com/office/word/2024/wordml/sdtformatlock" xmlns:w16se="http://schemas.microsoft.com/office/word/2015/wordml/symex" xmlns:w16du="http://schemas.microsoft.com/office/word/2023/wordml/word16du" xmlns:wne="http://schemas.microsoft.com/office/word/2006/wordml" mc:Ignorable="w14 w15 w16se w16cid w16 w16cex w16sdtdh w16sdtfl w16du wp14">
   <w:body>
     <w:p>
       <w:pPr>
@@ -15,7 +15,116 @@
         </w:rPr>
       </w:pPr>
       <w:r>
-        <w:t xml:space="preserve">PHELAN, Edward Joseph, British civil servant of Irish descent and fourth Director of the International Labour Office of the International Labour Organization (ILO) 1941-1946 (acting) and Director-General of the International Labour Organization (ILO) 1941-1948 (retroactive appointment in 1946), was born 25 (officially 26) July 1888 in Summer Hill, Tramore, Ireland, and passed away 15 September 1967 in Genthod, Switzerland. He was the son of Thomas Phelan, master mariner, and Bridget Caroll. On 10 June 1940 he married Fernande Croutaz. </w:t>
+        <w:rPr>
+          <w:rFonts w:ascii="Times New Roman" w:hAnsi="Times New Roman" w:cs="Times New Roman"/>
+          <w:b/>
+          <w:sz w:val="24"/>
+          <w:szCs w:val="24"/>
+          <w:lang w:val="en-GB"/>
+        </w:rPr>
+        <w:t xml:space="preserve">PHELAN, Edward Joseph, British civil servant of Irish descent and fourth Director of the International Labour Office </w:t>
+      </w:r>
+      <w:r>
+        <w:rPr>
+          <w:rFonts w:ascii="Times New Roman" w:hAnsi="Times New Roman" w:cs="Times New Roman"/>
+          <w:b/>
+          <w:sz w:val="24"/>
+          <w:szCs w:val="24"/>
+          <w:lang w:val="en-GB"/>
+        </w:rPr>
+        <w:t xml:space="preserve">of the International Labour Organization (ILO) </w:t>
+      </w:r>
+      <w:r>
+        <w:rPr>
+          <w:rFonts w:ascii="Times New Roman" w:hAnsi="Times New Roman" w:cs="Times New Roman"/>
+          <w:b/>
+          <w:sz w:val="24"/>
+          <w:szCs w:val="24"/>
+          <w:lang w:val="en-GB"/>
+        </w:rPr>
+        <w:t xml:space="preserve">1941-1946 </w:t>
+      </w:r>
+      <w:r>
+        <w:rPr>
+          <w:rFonts w:ascii="Times New Roman" w:hAnsi="Times New Roman" w:cs="Times New Roman"/>
+          <w:b/>
+          <w:sz w:val="24"/>
+          <w:szCs w:val="24"/>
+          <w:lang w:val="en-GB"/>
+        </w:rPr>
+        <w:t xml:space="preserve">(acting) </w:t>
+      </w:r>
+      <w:r>
+        <w:rPr>
+          <w:rFonts w:ascii="Times New Roman" w:hAnsi="Times New Roman" w:cs="Times New Roman"/>
+          <w:b/>
+          <w:sz w:val="24"/>
+          <w:szCs w:val="24"/>
+          <w:lang w:val="en-GB"/>
+        </w:rPr>
+        <w:t xml:space="preserve">and Director-General </w:t>
+      </w:r>
+      <w:r>
+        <w:rPr>
+          <w:rFonts w:ascii="Times New Roman" w:hAnsi="Times New Roman" w:cs="Times New Roman"/>
+          <w:b/>
+          <w:sz w:val="24"/>
+          <w:szCs w:val="24"/>
+          <w:lang w:val="en-GB"/>
+        </w:rPr>
+        <w:t xml:space="preserve">of the International Labour Organization (ILO) </w:t>
+      </w:r>
+      <w:r>
+        <w:rPr>
+          <w:rFonts w:ascii="Times New Roman" w:hAnsi="Times New Roman" w:cs="Times New Roman"/>
+          <w:b/>
+          <w:sz w:val="24"/>
+          <w:szCs w:val="24"/>
+          <w:lang w:val="en-GB"/>
+        </w:rPr>
+        <w:t>1941-1948</w:t>
+      </w:r>
+      <w:r>
+        <w:rPr>
+          <w:rFonts w:ascii="Times New Roman" w:hAnsi="Times New Roman" w:cs="Times New Roman"/>
+          <w:b/>
+          <w:sz w:val="24"/>
+          <w:szCs w:val="24"/>
+          <w:lang w:val="en-GB"/>
+        </w:rPr>
+        <w:t xml:space="preserve"> (retroactive appointment in 1946)</w:t>
+      </w:r>
+      <w:r>
+        <w:rPr>
+          <w:rFonts w:ascii="Times New Roman" w:hAnsi="Times New Roman" w:cs="Times New Roman"/>
+          <w:b/>
+          <w:sz w:val="24"/>
+          <w:szCs w:val="24"/>
+          <w:lang w:val="en-GB"/>
+        </w:rPr>
+        <w:t xml:space="preserve">, was born 25 (officially 26) July 1888 in Summer Hill, Tramore, Ireland, and passed away 15 September 1967 in </w:t>
+      </w:r>
+      <w:proofErr w:type="spellStart"/>
+      <w:r>
+        <w:rPr>
+          <w:rFonts w:ascii="Times New Roman" w:hAnsi="Times New Roman" w:cs="Times New Roman"/>
+          <w:b/>
+          <w:sz w:val="24"/>
+          <w:szCs w:val="24"/>
+          <w:lang w:val="en-GB"/>
+        </w:rPr>
+        <w:t>Genthod</w:t>
+      </w:r>
+      <w:proofErr w:type="spellEnd"/>
+      <w:r>
+        <w:rPr>
+          <w:rFonts w:ascii="Times New Roman" w:hAnsi="Times New Roman" w:cs="Times New Roman"/>
+          <w:b/>
+          <w:sz w:val="24"/>
+          <w:szCs w:val="24"/>
+          <w:lang w:val="en-GB"/>
+        </w:rPr>
+        <w:t xml:space="preserve">, Switzerland. He was the son of Thomas Phelan, master mariner, and Bridget Caroll. On 10 June 1940 he married Fernande Croutaz. </w:t>
       </w:r>
     </w:p>
     <w:p>
@@ -117,56 +226,23 @@
         </w:rPr>
         <w:t xml:space="preserve">Source: </w:t>
       </w:r>
-      <w:hyperlink r:id="rId7" w:history="1">
-        <w:r>
-          <w:rPr>
-            <w:rStyle w:val="Hyperlink"/>
-            <w:rFonts w:ascii="Times New Roman" w:hAnsi="Times New Roman" w:cs="Times New Roman"/>
-            <w:sz w:val="24"/>
-            <w:szCs w:val="24"/>
-            <w:u w:val="none"/>
-            <w:lang w:val="en-GB"/>
-          </w:rPr>
-          <w:t>www.ilo.org/dyn/media/mediasearch.fiche?p_ref=bw0158</w:t>
-        </w:r>
-      </w:hyperlink>
-      <w:r>
-        <w:rPr>
-          <w:rFonts w:ascii="Times New Roman" w:hAnsi="Times New Roman" w:cs="Times New Roman"/>
-          <w:sz w:val="24"/>
-          <w:szCs w:val="24"/>
-          <w:lang w:val="en-US"/>
-        </w:rPr>
-        <w:t xml:space="preserve"> </w:t>
-      </w:r>
-      <w:r>
-        <w:rPr>
-          <w:rFonts w:ascii="Times New Roman" w:hAnsi="Times New Roman" w:cs="Times New Roman"/>
-          <w:sz w:val="24"/>
-          <w:szCs w:val="24"/>
-          <w:lang w:val="en-US"/>
-        </w:rPr>
-        <w:t xml:space="preserve">(copyright International </w:t>
-      </w:r>
-      <w:proofErr w:type="spellStart"/>
-      <w:r>
-        <w:rPr>
-          <w:rFonts w:ascii="Times New Roman" w:hAnsi="Times New Roman" w:cs="Times New Roman"/>
-          <w:sz w:val="24"/>
-          <w:szCs w:val="24"/>
-          <w:lang w:val="en-US"/>
-        </w:rPr>
-        <w:t>Labour</w:t>
-      </w:r>
-      <w:proofErr w:type="spellEnd"/>
-      <w:r>
-        <w:rPr>
-          <w:rFonts w:ascii="Times New Roman" w:hAnsi="Times New Roman" w:cs="Times New Roman"/>
-          <w:sz w:val="24"/>
-          <w:szCs w:val="24"/>
-          <w:lang w:val="en-US"/>
-        </w:rPr>
-        <w:t xml:space="preserve"> Organization)</w:t>
+      <w:r>
+        <w:rPr>
+          <w:rFonts w:ascii="Times New Roman" w:hAnsi="Times New Roman" w:cs="Times New Roman"/>
+          <w:sz w:val="24"/>
+          <w:szCs w:val="24"/>
+          <w:lang w:val="en-GB"/>
+        </w:rPr>
+        <w:t>Phelan, n.d., ILO</w:t>
+      </w:r>
+      <w:r>
+        <w:rPr>
+          <w:rFonts w:ascii="Times New Roman" w:hAnsi="Times New Roman" w:cs="Times New Roman"/>
+          <w:sz w:val="24"/>
+          <w:szCs w:val="24"/>
+          <w:lang w:val="en-GB"/>
+        </w:rPr>
+        <w:t xml:space="preserve"> Historical Archives</w:t>
       </w:r>
     </w:p>
     <w:p>
@@ -1965,7 +2041,27 @@
           <w:szCs w:val="24"/>
           <w:lang w:val="en-GB"/>
         </w:rPr>
-        <w:t xml:space="preserve">in Russia </w:t>
+        <w:t xml:space="preserve">in </w:t>
+      </w:r>
+      <w:proofErr w:type="gramStart"/>
+      <w:r>
+        <w:rPr>
+          <w:rFonts w:ascii="Times New Roman" w:hAnsi="Times New Roman" w:cs="Times New Roman"/>
+          <w:sz w:val="24"/>
+          <w:szCs w:val="24"/>
+          <w:lang w:val="en-GB"/>
+        </w:rPr>
+        <w:t>Russia</w:t>
+      </w:r>
+      <w:proofErr w:type="gramEnd"/>
+      <w:r>
+        <w:rPr>
+          <w:rFonts w:ascii="Times New Roman" w:hAnsi="Times New Roman" w:cs="Times New Roman"/>
+          <w:sz w:val="24"/>
+          <w:szCs w:val="24"/>
+          <w:lang w:val="en-GB"/>
+        </w:rPr>
+        <w:t xml:space="preserve"> </w:t>
       </w:r>
       <w:r>
         <w:rPr>
@@ -3568,27 +3664,7 @@
           <w:szCs w:val="24"/>
           <w:lang w:val="en-GB"/>
         </w:rPr>
-        <w:t xml:space="preserve"> May 1922 Report from Michael </w:t>
-      </w:r>
-      <w:proofErr w:type="spellStart"/>
-      <w:r>
-        <w:rPr>
-          <w:rFonts w:ascii="Times New Roman" w:hAnsi="Times New Roman" w:cs="Times New Roman"/>
-          <w:sz w:val="24"/>
-          <w:szCs w:val="24"/>
-          <w:lang w:val="en-GB"/>
-        </w:rPr>
-        <w:t>MacWhite</w:t>
-      </w:r>
-      <w:proofErr w:type="spellEnd"/>
-      <w:r>
-        <w:rPr>
-          <w:rFonts w:ascii="Times New Roman" w:hAnsi="Times New Roman" w:cs="Times New Roman"/>
-          <w:sz w:val="24"/>
-          <w:szCs w:val="24"/>
-          <w:lang w:val="en-GB"/>
-        </w:rPr>
-        <w:t xml:space="preserve"> </w:t>
+        <w:t xml:space="preserve"> May 1922 Report from Michael MacWhite </w:t>
       </w:r>
       <w:r>
         <w:rPr>
@@ -5721,27 +5797,7 @@
           <w:szCs w:val="24"/>
           <w:lang w:val="en-GB"/>
         </w:rPr>
-        <w:t xml:space="preserve">Fernande </w:t>
-      </w:r>
-      <w:proofErr w:type="spellStart"/>
-      <w:r>
-        <w:rPr>
-          <w:rFonts w:ascii="Times New Roman" w:hAnsi="Times New Roman" w:cs="Times New Roman"/>
-          <w:sz w:val="24"/>
-          <w:szCs w:val="24"/>
-          <w:lang w:val="en-GB"/>
-        </w:rPr>
-        <w:t>Croutaz</w:t>
-      </w:r>
-      <w:proofErr w:type="spellEnd"/>
-      <w:r>
-        <w:rPr>
-          <w:rFonts w:ascii="Times New Roman" w:hAnsi="Times New Roman" w:cs="Times New Roman"/>
-          <w:sz w:val="24"/>
-          <w:szCs w:val="24"/>
-          <w:lang w:val="en-GB"/>
-        </w:rPr>
-        <w:t>,</w:t>
+        <w:t>Fernande Croutaz,</w:t>
       </w:r>
       <w:r>
         <w:rPr>
@@ -10763,6 +10819,7 @@
         </w:rPr>
         <w:t xml:space="preserve">in April 1945 </w:t>
       </w:r>
+      <w:proofErr w:type="gramStart"/>
       <w:r>
         <w:rPr>
           <w:rFonts w:ascii="Times New Roman" w:hAnsi="Times New Roman" w:cs="Times New Roman"/>
@@ -10779,7 +10836,17 @@
           <w:szCs w:val="24"/>
           <w:lang w:val="en-GB"/>
         </w:rPr>
-        <w:t xml:space="preserve"> to gain </w:t>
+        <w:t xml:space="preserve"> to</w:t>
+      </w:r>
+      <w:proofErr w:type="gramEnd"/>
+      <w:r>
+        <w:rPr>
+          <w:rFonts w:ascii="Times New Roman" w:hAnsi="Times New Roman" w:cs="Times New Roman"/>
+          <w:sz w:val="24"/>
+          <w:szCs w:val="24"/>
+          <w:lang w:val="en-GB"/>
+        </w:rPr>
+        <w:t xml:space="preserve"> gain </w:t>
       </w:r>
       <w:r>
         <w:rPr>
@@ -12047,7 +12114,7 @@
         </w:rPr>
         <w:t xml:space="preserve">available at </w:t>
       </w:r>
-      <w:hyperlink r:id="rId8" w:history="1">
+      <w:hyperlink r:id="rId7" w:history="1">
         <w:r>
           <w:rPr>
             <w:rStyle w:val="Hyperlink"/>
@@ -13769,31 +13836,7 @@
           <w:szCs w:val="24"/>
           <w:lang w:val="en-GB"/>
         </w:rPr>
-        <w:t xml:space="preserve">mort </w:t>
-      </w:r>
-      <w:proofErr w:type="spellStart"/>
-      <w:r>
-        <w:rPr>
-          <w:rFonts w:ascii="Times New Roman" w:hAnsi="Times New Roman" w:cs="Times New Roman"/>
-          <w:i/>
-          <w:iCs/>
-          <w:sz w:val="24"/>
-          <w:szCs w:val="24"/>
-          <w:lang w:val="en-GB"/>
-        </w:rPr>
-        <w:t>d’Albert</w:t>
-      </w:r>
-      <w:proofErr w:type="spellEnd"/>
-      <w:r>
-        <w:rPr>
-          <w:rFonts w:ascii="Times New Roman" w:hAnsi="Times New Roman" w:cs="Times New Roman"/>
-          <w:i/>
-          <w:iCs/>
-          <w:sz w:val="24"/>
-          <w:szCs w:val="24"/>
-          <w:lang w:val="en-GB"/>
-        </w:rPr>
-        <w:t xml:space="preserve"> Thomas, </w:t>
+        <w:t xml:space="preserve">mort d’Albert Thomas, </w:t>
       </w:r>
       <w:proofErr w:type="spellStart"/>
       <w:r>
@@ -15549,7 +15592,7 @@
         </w:rPr>
         <w:t xml:space="preserve"> </w:t>
       </w:r>
-      <w:hyperlink r:id="rId9" w:history="1">
+      <w:hyperlink r:id="rId8" w:history="1">
         <w:r>
           <w:rPr>
             <w:rStyle w:val="Hyperlink"/>
@@ -15805,16 +15848,7 @@
           <w:szCs w:val="24"/>
           <w:lang w:val="en-GB"/>
         </w:rPr>
-        <w:t>Phelan applied for the vacant position of Assistant Director</w:t>
-      </w:r>
-      <w:r>
-        <w:rPr>
-          <w:rFonts w:ascii="Times New Roman" w:hAnsi="Times New Roman" w:cs="Times New Roman"/>
-          <w:sz w:val="24"/>
-          <w:szCs w:val="24"/>
-          <w:lang w:val="en-GB"/>
-        </w:rPr>
-        <w:t xml:space="preserve">’ </w:t>
+        <w:t xml:space="preserve">Phelan applied for the vacant position of Assistant Director’ </w:t>
       </w:r>
     </w:p>
     <w:p>
@@ -15918,7 +15952,7 @@
         </w:rPr>
         <w:t xml:space="preserve">Eisenberg, </w:t>
       </w:r>
-      <w:hyperlink r:id="rId10" w:history="1">
+      <w:hyperlink r:id="rId9" w:history="1">
         <w:r>
           <w:rPr>
             <w:rStyle w:val="Hyperlink"/>
@@ -15966,9 +16000,9 @@
       </w:pPr>
     </w:p>
     <w:sectPr>
-      <w:headerReference w:type="even" r:id="rId11"/>
-      <w:headerReference w:type="default" r:id="rId12"/>
-      <w:footerReference w:type="default" r:id="rId13"/>
+      <w:headerReference w:type="even" r:id="rId10"/>
+      <w:headerReference w:type="default" r:id="rId11"/>
+      <w:footerReference w:type="default" r:id="rId12"/>
       <w:pgSz w:w="11906" w:h="16838"/>
       <w:pgMar w:top="1418" w:right="1418" w:bottom="1418" w:left="1418" w:header="709" w:footer="709" w:gutter="0"/>
       <w:cols w:space="708"/>
@@ -15979,7 +16013,7 @@
 </file>
 
 <file path=word/endnotes.xml><?xml version="1.0" encoding="utf-8"?>
-<w:endnotes xmlns:wpc="http://schemas.microsoft.com/office/word/2010/wordprocessingCanvas" xmlns:cx="http://schemas.microsoft.com/office/drawing/2014/chartex" xmlns:cx1="http://schemas.microsoft.com/office/drawing/2015/9/8/chartex" xmlns:cx2="http://schemas.microsoft.com/office/drawing/2015/10/21/chartex" xmlns:cx3="http://schemas.microsoft.com/office/drawing/2016/5/9/chartex" xmlns:cx4="http://schemas.microsoft.com/office/drawing/2016/5/10/chartex" xmlns:cx5="http://schemas.microsoft.com/office/drawing/2016/5/11/chartex" xmlns:cx6="http://schemas.microsoft.com/office/drawing/2016/5/12/chartex" xmlns:cx7="http://schemas.microsoft.com/office/drawing/2016/5/13/chartex" xmlns:cx8="http://schemas.microsoft.com/office/drawing/2016/5/14/chartex" xmlns:mc="http://schemas.openxmlformats.org/markup-compatibility/2006" xmlns:aink="http://schemas.microsoft.com/office/drawing/2016/ink" xmlns:am3d="http://schemas.microsoft.com/office/drawing/2017/model3d" xmlns:o="urn:schemas-microsoft-com:office:office" xmlns:oel="http://schemas.microsoft.com/office/2019/extlst" xmlns:r="http://schemas.openxmlformats.org/officeDocument/2006/relationships" xmlns:m="http://schemas.openxmlformats.org/officeDocument/2006/math" xmlns:v="urn:schemas-microsoft-com:vml" xmlns:wp14="http://schemas.microsoft.com/office/word/2010/wordprocessingDrawing" xmlns:wp="http://schemas.openxmlformats.org/drawingml/2006/wordprocessingDrawing" xmlns:w10="urn:schemas-microsoft-com:office:word" xmlns:w="http://schemas.openxmlformats.org/wordprocessingml/2006/main" xmlns:w14="http://schemas.microsoft.com/office/word/2010/wordml" xmlns:w15="http://schemas.microsoft.com/office/word/2012/wordml" xmlns:w16cex="http://schemas.microsoft.com/office/word/2018/wordml/cex" xmlns:w16cid="http://schemas.microsoft.com/office/word/2016/wordml/cid" xmlns:w16="http://schemas.microsoft.com/office/word/2018/wordml" xmlns:w16du="http://schemas.microsoft.com/office/word/2023/wordml/word16du" xmlns:w16sdtdh="http://schemas.microsoft.com/office/word/2020/wordml/sdtdatahash" xmlns:w16sdtfl="http://schemas.microsoft.com/office/word/2024/wordml/sdtformatlock" xmlns:w16se="http://schemas.microsoft.com/office/word/2015/wordml/symex" xmlns:wpg="http://schemas.microsoft.com/office/word/2010/wordprocessingGroup" xmlns:wpi="http://schemas.microsoft.com/office/word/2010/wordprocessingInk" xmlns:wne="http://schemas.microsoft.com/office/word/2006/wordml" xmlns:wps="http://schemas.microsoft.com/office/word/2010/wordprocessingShape" mc:Ignorable="w14 w15 w16se w16cid w16 w16cex w16sdtdh w16sdtfl w16du wp14">
+<w:endnotes xmlns:wpc="http://schemas.microsoft.com/office/word/2010/wordprocessingCanvas" xmlns:cx="http://schemas.microsoft.com/office/drawing/2014/chartex" xmlns:cx1="http://schemas.microsoft.com/office/drawing/2015/9/8/chartex" xmlns:cx2="http://schemas.microsoft.com/office/drawing/2015/10/21/chartex" xmlns:cx3="http://schemas.microsoft.com/office/drawing/2016/5/9/chartex" xmlns:cx4="http://schemas.microsoft.com/office/drawing/2016/5/10/chartex" xmlns:cx5="http://schemas.microsoft.com/office/drawing/2016/5/11/chartex" xmlns:cx6="http://schemas.microsoft.com/office/drawing/2016/5/12/chartex" xmlns:cx7="http://schemas.microsoft.com/office/drawing/2016/5/13/chartex" xmlns:cx8="http://schemas.microsoft.com/office/drawing/2016/5/14/chartex" xmlns:mc="http://schemas.openxmlformats.org/markup-compatibility/2006" xmlns:m="http://schemas.openxmlformats.org/officeDocument/2006/math" xmlns:aink="http://schemas.microsoft.com/office/drawing/2016/ink" xmlns:am3d="http://schemas.microsoft.com/office/drawing/2017/model3d" xmlns:oel="http://schemas.microsoft.com/office/2019/extlst" xmlns:r="http://schemas.openxmlformats.org/officeDocument/2006/relationships" xmlns:wp14="http://schemas.microsoft.com/office/word/2010/wordprocessingDrawing" xmlns:wp="http://schemas.openxmlformats.org/drawingml/2006/wordprocessingDrawing" xmlns:wpg="http://schemas.microsoft.com/office/word/2010/wordprocessingGroup" xmlns:wpi="http://schemas.microsoft.com/office/word/2010/wordprocessingInk" xmlns:wps="http://schemas.microsoft.com/office/word/2010/wordprocessingShape" xmlns:o="urn:schemas-microsoft-com:office:office" xmlns:v="urn:schemas-microsoft-com:vml" xmlns:w10="urn:schemas-microsoft-com:office:word" xmlns:w="http://schemas.openxmlformats.org/wordprocessingml/2006/main" xmlns:w14="http://schemas.microsoft.com/office/word/2010/wordml" xmlns:w15="http://schemas.microsoft.com/office/word/2012/wordml" xmlns:w16cei="http://schemas.microsoft.com/office/word/2026/wordml/cei" xmlns:w16cex="http://schemas.microsoft.com/office/word/2018/wordml/cex" xmlns:w16cid="http://schemas.microsoft.com/office/word/2016/wordml/cid" xmlns:w16="http://schemas.microsoft.com/office/word/2018/wordml" xmlns:w16sdtdh="http://schemas.microsoft.com/office/word/2020/wordml/sdtdatahash" xmlns:w16sdtfl="http://schemas.microsoft.com/office/word/2024/wordml/sdtformatlock" xmlns:w16se="http://schemas.microsoft.com/office/word/2015/wordml/symex" xmlns:w16du="http://schemas.microsoft.com/office/word/2023/wordml/word16du" xmlns:wne="http://schemas.microsoft.com/office/word/2006/wordml" mc:Ignorable="w14 w15 w16se w16cid w16 w16cex w16sdtdh w16sdtfl w16du wp14">
   <w:endnote w:type="separator" w:id="-1">
     <w:p>
       <w:pPr>
@@ -16004,7 +16038,7 @@
 </file>
 
 <file path=word/footer1.xml><?xml version="1.0" encoding="utf-8"?>
-<w:ftr xmlns:wpc="http://schemas.microsoft.com/office/word/2010/wordprocessingCanvas" xmlns:cx="http://schemas.microsoft.com/office/drawing/2014/chartex" xmlns:cx1="http://schemas.microsoft.com/office/drawing/2015/9/8/chartex" xmlns:cx2="http://schemas.microsoft.com/office/drawing/2015/10/21/chartex" xmlns:cx3="http://schemas.microsoft.com/office/drawing/2016/5/9/chartex" xmlns:cx4="http://schemas.microsoft.com/office/drawing/2016/5/10/chartex" xmlns:cx5="http://schemas.microsoft.com/office/drawing/2016/5/11/chartex" xmlns:cx6="http://schemas.microsoft.com/office/drawing/2016/5/12/chartex" xmlns:cx7="http://schemas.microsoft.com/office/drawing/2016/5/13/chartex" xmlns:cx8="http://schemas.microsoft.com/office/drawing/2016/5/14/chartex" xmlns:mc="http://schemas.openxmlformats.org/markup-compatibility/2006" xmlns:aink="http://schemas.microsoft.com/office/drawing/2016/ink" xmlns:am3d="http://schemas.microsoft.com/office/drawing/2017/model3d" xmlns:o="urn:schemas-microsoft-com:office:office" xmlns:oel="http://schemas.microsoft.com/office/2019/extlst" xmlns:r="http://schemas.openxmlformats.org/officeDocument/2006/relationships" xmlns:m="http://schemas.openxmlformats.org/officeDocument/2006/math" xmlns:v="urn:schemas-microsoft-com:vml" xmlns:wp14="http://schemas.microsoft.com/office/word/2010/wordprocessingDrawing" xmlns:wp="http://schemas.openxmlformats.org/drawingml/2006/wordprocessingDrawing" xmlns:w10="urn:schemas-microsoft-com:office:word" xmlns:w="http://schemas.openxmlformats.org/wordprocessingml/2006/main" xmlns:w14="http://schemas.microsoft.com/office/word/2010/wordml" xmlns:w15="http://schemas.microsoft.com/office/word/2012/wordml" xmlns:w16cex="http://schemas.microsoft.com/office/word/2018/wordml/cex" xmlns:w16cid="http://schemas.microsoft.com/office/word/2016/wordml/cid" xmlns:w16="http://schemas.microsoft.com/office/word/2018/wordml" xmlns:w16du="http://schemas.microsoft.com/office/word/2023/wordml/word16du" xmlns:w16sdtdh="http://schemas.microsoft.com/office/word/2020/wordml/sdtdatahash" xmlns:w16sdtfl="http://schemas.microsoft.com/office/word/2024/wordml/sdtformatlock" xmlns:w16se="http://schemas.microsoft.com/office/word/2015/wordml/symex" xmlns:wpg="http://schemas.microsoft.com/office/word/2010/wordprocessingGroup" xmlns:wpi="http://schemas.microsoft.com/office/word/2010/wordprocessingInk" xmlns:wne="http://schemas.microsoft.com/office/word/2006/wordml" xmlns:wps="http://schemas.microsoft.com/office/word/2010/wordprocessingShape" mc:Ignorable="w14 w15 w16se w16cid w16 w16cex w16sdtdh w16sdtfl w16du wp14">
+<w:ftr xmlns:wpc="http://schemas.microsoft.com/office/word/2010/wordprocessingCanvas" xmlns:cx="http://schemas.microsoft.com/office/drawing/2014/chartex" xmlns:cx1="http://schemas.microsoft.com/office/drawing/2015/9/8/chartex" xmlns:cx2="http://schemas.microsoft.com/office/drawing/2015/10/21/chartex" xmlns:cx3="http://schemas.microsoft.com/office/drawing/2016/5/9/chartex" xmlns:cx4="http://schemas.microsoft.com/office/drawing/2016/5/10/chartex" xmlns:cx5="http://schemas.microsoft.com/office/drawing/2016/5/11/chartex" xmlns:cx6="http://schemas.microsoft.com/office/drawing/2016/5/12/chartex" xmlns:cx7="http://schemas.microsoft.com/office/drawing/2016/5/13/chartex" xmlns:cx8="http://schemas.microsoft.com/office/drawing/2016/5/14/chartex" xmlns:mc="http://schemas.openxmlformats.org/markup-compatibility/2006" xmlns:m="http://schemas.openxmlformats.org/officeDocument/2006/math" xmlns:aink="http://schemas.microsoft.com/office/drawing/2016/ink" xmlns:am3d="http://schemas.microsoft.com/office/drawing/2017/model3d" xmlns:oel="http://schemas.microsoft.com/office/2019/extlst" xmlns:r="http://schemas.openxmlformats.org/officeDocument/2006/relationships" xmlns:wp14="http://schemas.microsoft.com/office/word/2010/wordprocessingDrawing" xmlns:wp="http://schemas.openxmlformats.org/drawingml/2006/wordprocessingDrawing" xmlns:wpg="http://schemas.microsoft.com/office/word/2010/wordprocessingGroup" xmlns:wpi="http://schemas.microsoft.com/office/word/2010/wordprocessingInk" xmlns:wps="http://schemas.microsoft.com/office/word/2010/wordprocessingShape" xmlns:o="urn:schemas-microsoft-com:office:office" xmlns:v="urn:schemas-microsoft-com:vml" xmlns:w10="urn:schemas-microsoft-com:office:word" xmlns:w="http://schemas.openxmlformats.org/wordprocessingml/2006/main" xmlns:w14="http://schemas.microsoft.com/office/word/2010/wordml" xmlns:w15="http://schemas.microsoft.com/office/word/2012/wordml" xmlns:w16cei="http://schemas.microsoft.com/office/word/2026/wordml/cei" xmlns:w16cex="http://schemas.microsoft.com/office/word/2018/wordml/cex" xmlns:w16cid="http://schemas.microsoft.com/office/word/2016/wordml/cid" xmlns:w16="http://schemas.microsoft.com/office/word/2018/wordml" xmlns:w16sdtdh="http://schemas.microsoft.com/office/word/2020/wordml/sdtdatahash" xmlns:w16sdtfl="http://schemas.microsoft.com/office/word/2024/wordml/sdtformatlock" xmlns:w16se="http://schemas.microsoft.com/office/word/2015/wordml/symex" xmlns:w16du="http://schemas.microsoft.com/office/word/2023/wordml/word16du" xmlns:wne="http://schemas.microsoft.com/office/word/2006/wordml" mc:Ignorable="w14 w15 w16se w16cid w16 w16cex w16sdtdh w16sdtfl w16du wp14">
   <w:p>
     <w:pPr>
       <w:pStyle w:val="Voettekst"/>
@@ -16061,7 +16095,7 @@
 </file>
 
 <file path=word/footnotes.xml><?xml version="1.0" encoding="utf-8"?>
-<w:footnotes xmlns:wpc="http://schemas.microsoft.com/office/word/2010/wordprocessingCanvas" xmlns:cx="http://schemas.microsoft.com/office/drawing/2014/chartex" xmlns:cx1="http://schemas.microsoft.com/office/drawing/2015/9/8/chartex" xmlns:cx2="http://schemas.microsoft.com/office/drawing/2015/10/21/chartex" xmlns:cx3="http://schemas.microsoft.com/office/drawing/2016/5/9/chartex" xmlns:cx4="http://schemas.microsoft.com/office/drawing/2016/5/10/chartex" xmlns:cx5="http://schemas.microsoft.com/office/drawing/2016/5/11/chartex" xmlns:cx6="http://schemas.microsoft.com/office/drawing/2016/5/12/chartex" xmlns:cx7="http://schemas.microsoft.com/office/drawing/2016/5/13/chartex" xmlns:cx8="http://schemas.microsoft.com/office/drawing/2016/5/14/chartex" xmlns:mc="http://schemas.openxmlformats.org/markup-compatibility/2006" xmlns:aink="http://schemas.microsoft.com/office/drawing/2016/ink" xmlns:am3d="http://schemas.microsoft.com/office/drawing/2017/model3d" xmlns:o="urn:schemas-microsoft-com:office:office" xmlns:oel="http://schemas.microsoft.com/office/2019/extlst" xmlns:r="http://schemas.openxmlformats.org/officeDocument/2006/relationships" xmlns:m="http://schemas.openxmlformats.org/officeDocument/2006/math" xmlns:v="urn:schemas-microsoft-com:vml" xmlns:wp14="http://schemas.microsoft.com/office/word/2010/wordprocessingDrawing" xmlns:wp="http://schemas.openxmlformats.org/drawingml/2006/wordprocessingDrawing" xmlns:w10="urn:schemas-microsoft-com:office:word" xmlns:w="http://schemas.openxmlformats.org/wordprocessingml/2006/main" xmlns:w14="http://schemas.microsoft.com/office/word/2010/wordml" xmlns:w15="http://schemas.microsoft.com/office/word/2012/wordml" xmlns:w16cex="http://schemas.microsoft.com/office/word/2018/wordml/cex" xmlns:w16cid="http://schemas.microsoft.com/office/word/2016/wordml/cid" xmlns:w16="http://schemas.microsoft.com/office/word/2018/wordml" xmlns:w16du="http://schemas.microsoft.com/office/word/2023/wordml/word16du" xmlns:w16sdtdh="http://schemas.microsoft.com/office/word/2020/wordml/sdtdatahash" xmlns:w16sdtfl="http://schemas.microsoft.com/office/word/2024/wordml/sdtformatlock" xmlns:w16se="http://schemas.microsoft.com/office/word/2015/wordml/symex" xmlns:wpg="http://schemas.microsoft.com/office/word/2010/wordprocessingGroup" xmlns:wpi="http://schemas.microsoft.com/office/word/2010/wordprocessingInk" xmlns:wne="http://schemas.microsoft.com/office/word/2006/wordml" xmlns:wps="http://schemas.microsoft.com/office/word/2010/wordprocessingShape" mc:Ignorable="w14 w15 w16se w16cid w16 w16cex w16sdtdh w16sdtfl w16du wp14">
+<w:footnotes xmlns:wpc="http://schemas.microsoft.com/office/word/2010/wordprocessingCanvas" xmlns:cx="http://schemas.microsoft.com/office/drawing/2014/chartex" xmlns:cx1="http://schemas.microsoft.com/office/drawing/2015/9/8/chartex" xmlns:cx2="http://schemas.microsoft.com/office/drawing/2015/10/21/chartex" xmlns:cx3="http://schemas.microsoft.com/office/drawing/2016/5/9/chartex" xmlns:cx4="http://schemas.microsoft.com/office/drawing/2016/5/10/chartex" xmlns:cx5="http://schemas.microsoft.com/office/drawing/2016/5/11/chartex" xmlns:cx6="http://schemas.microsoft.com/office/drawing/2016/5/12/chartex" xmlns:cx7="http://schemas.microsoft.com/office/drawing/2016/5/13/chartex" xmlns:cx8="http://schemas.microsoft.com/office/drawing/2016/5/14/chartex" xmlns:mc="http://schemas.openxmlformats.org/markup-compatibility/2006" xmlns:m="http://schemas.openxmlformats.org/officeDocument/2006/math" xmlns:aink="http://schemas.microsoft.com/office/drawing/2016/ink" xmlns:am3d="http://schemas.microsoft.com/office/drawing/2017/model3d" xmlns:oel="http://schemas.microsoft.com/office/2019/extlst" xmlns:r="http://schemas.openxmlformats.org/officeDocument/2006/relationships" xmlns:wp14="http://schemas.microsoft.com/office/word/2010/wordprocessingDrawing" xmlns:wp="http://schemas.openxmlformats.org/drawingml/2006/wordprocessingDrawing" xmlns:wpg="http://schemas.microsoft.com/office/word/2010/wordprocessingGroup" xmlns:wpi="http://schemas.microsoft.com/office/word/2010/wordprocessingInk" xmlns:wps="http://schemas.microsoft.com/office/word/2010/wordprocessingShape" xmlns:o="urn:schemas-microsoft-com:office:office" xmlns:v="urn:schemas-microsoft-com:vml" xmlns:w10="urn:schemas-microsoft-com:office:word" xmlns:w="http://schemas.openxmlformats.org/wordprocessingml/2006/main" xmlns:w14="http://schemas.microsoft.com/office/word/2010/wordml" xmlns:w15="http://schemas.microsoft.com/office/word/2012/wordml" xmlns:w16cei="http://schemas.microsoft.com/office/word/2026/wordml/cei" xmlns:w16cex="http://schemas.microsoft.com/office/word/2018/wordml/cex" xmlns:w16cid="http://schemas.microsoft.com/office/word/2016/wordml/cid" xmlns:w16="http://schemas.microsoft.com/office/word/2018/wordml" xmlns:w16sdtdh="http://schemas.microsoft.com/office/word/2020/wordml/sdtdatahash" xmlns:w16sdtfl="http://schemas.microsoft.com/office/word/2024/wordml/sdtformatlock" xmlns:w16se="http://schemas.microsoft.com/office/word/2015/wordml/symex" xmlns:w16du="http://schemas.microsoft.com/office/word/2023/wordml/word16du" xmlns:wne="http://schemas.microsoft.com/office/word/2006/wordml" mc:Ignorable="w14 w15 w16se w16cid w16 w16cex w16sdtdh w16sdtfl w16du wp14">
   <w:footnote w:type="separator" w:id="-1">
     <w:p>
       <w:pPr>
@@ -16086,7 +16120,7 @@
 </file>
 
 <file path=word/header1.xml><?xml version="1.0" encoding="utf-8"?>
-<w:hdr xmlns:wpc="http://schemas.microsoft.com/office/word/2010/wordprocessingCanvas" xmlns:cx="http://schemas.microsoft.com/office/drawing/2014/chartex" xmlns:cx1="http://schemas.microsoft.com/office/drawing/2015/9/8/chartex" xmlns:cx2="http://schemas.microsoft.com/office/drawing/2015/10/21/chartex" xmlns:cx3="http://schemas.microsoft.com/office/drawing/2016/5/9/chartex" xmlns:cx4="http://schemas.microsoft.com/office/drawing/2016/5/10/chartex" xmlns:cx5="http://schemas.microsoft.com/office/drawing/2016/5/11/chartex" xmlns:cx6="http://schemas.microsoft.com/office/drawing/2016/5/12/chartex" xmlns:cx7="http://schemas.microsoft.com/office/drawing/2016/5/13/chartex" xmlns:cx8="http://schemas.microsoft.com/office/drawing/2016/5/14/chartex" xmlns:mc="http://schemas.openxmlformats.org/markup-compatibility/2006" xmlns:aink="http://schemas.microsoft.com/office/drawing/2016/ink" xmlns:am3d="http://schemas.microsoft.com/office/drawing/2017/model3d" xmlns:o="urn:schemas-microsoft-com:office:office" xmlns:oel="http://schemas.microsoft.com/office/2019/extlst" xmlns:r="http://schemas.openxmlformats.org/officeDocument/2006/relationships" xmlns:m="http://schemas.openxmlformats.org/officeDocument/2006/math" xmlns:v="urn:schemas-microsoft-com:vml" xmlns:wp14="http://schemas.microsoft.com/office/word/2010/wordprocessingDrawing" xmlns:wp="http://schemas.openxmlformats.org/drawingml/2006/wordprocessingDrawing" xmlns:w10="urn:schemas-microsoft-com:office:word" xmlns:w="http://schemas.openxmlformats.org/wordprocessingml/2006/main" xmlns:w14="http://schemas.microsoft.com/office/word/2010/wordml" xmlns:w15="http://schemas.microsoft.com/office/word/2012/wordml" xmlns:w16cex="http://schemas.microsoft.com/office/word/2018/wordml/cex" xmlns:w16cid="http://schemas.microsoft.com/office/word/2016/wordml/cid" xmlns:w16="http://schemas.microsoft.com/office/word/2018/wordml" xmlns:w16du="http://schemas.microsoft.com/office/word/2023/wordml/word16du" xmlns:w16sdtdh="http://schemas.microsoft.com/office/word/2020/wordml/sdtdatahash" xmlns:w16sdtfl="http://schemas.microsoft.com/office/word/2024/wordml/sdtformatlock" xmlns:w16se="http://schemas.microsoft.com/office/word/2015/wordml/symex" xmlns:wpg="http://schemas.microsoft.com/office/word/2010/wordprocessingGroup" xmlns:wpi="http://schemas.microsoft.com/office/word/2010/wordprocessingInk" xmlns:wne="http://schemas.microsoft.com/office/word/2006/wordml" xmlns:wps="http://schemas.microsoft.com/office/word/2010/wordprocessingShape" mc:Ignorable="w14 w15 w16se w16cid w16 w16cex w16sdtdh w16sdtfl w16du wp14">
+<w:hdr xmlns:wpc="http://schemas.microsoft.com/office/word/2010/wordprocessingCanvas" xmlns:cx="http://schemas.microsoft.com/office/drawing/2014/chartex" xmlns:cx1="http://schemas.microsoft.com/office/drawing/2015/9/8/chartex" xmlns:cx2="http://schemas.microsoft.com/office/drawing/2015/10/21/chartex" xmlns:cx3="http://schemas.microsoft.com/office/drawing/2016/5/9/chartex" xmlns:cx4="http://schemas.microsoft.com/office/drawing/2016/5/10/chartex" xmlns:cx5="http://schemas.microsoft.com/office/drawing/2016/5/11/chartex" xmlns:cx6="http://schemas.microsoft.com/office/drawing/2016/5/12/chartex" xmlns:cx7="http://schemas.microsoft.com/office/drawing/2016/5/13/chartex" xmlns:cx8="http://schemas.microsoft.com/office/drawing/2016/5/14/chartex" xmlns:mc="http://schemas.openxmlformats.org/markup-compatibility/2006" xmlns:m="http://schemas.openxmlformats.org/officeDocument/2006/math" xmlns:aink="http://schemas.microsoft.com/office/drawing/2016/ink" xmlns:am3d="http://schemas.microsoft.com/office/drawing/2017/model3d" xmlns:oel="http://schemas.microsoft.com/office/2019/extlst" xmlns:r="http://schemas.openxmlformats.org/officeDocument/2006/relationships" xmlns:wp14="http://schemas.microsoft.com/office/word/2010/wordprocessingDrawing" xmlns:wp="http://schemas.openxmlformats.org/drawingml/2006/wordprocessingDrawing" xmlns:wpg="http://schemas.microsoft.com/office/word/2010/wordprocessingGroup" xmlns:wpi="http://schemas.microsoft.com/office/word/2010/wordprocessingInk" xmlns:wps="http://schemas.microsoft.com/office/word/2010/wordprocessingShape" xmlns:o="urn:schemas-microsoft-com:office:office" xmlns:v="urn:schemas-microsoft-com:vml" xmlns:w10="urn:schemas-microsoft-com:office:word" xmlns:w="http://schemas.openxmlformats.org/wordprocessingml/2006/main" xmlns:w14="http://schemas.microsoft.com/office/word/2010/wordml" xmlns:w15="http://schemas.microsoft.com/office/word/2012/wordml" xmlns:w16cei="http://schemas.microsoft.com/office/word/2026/wordml/cei" xmlns:w16cex="http://schemas.microsoft.com/office/word/2018/wordml/cex" xmlns:w16cid="http://schemas.microsoft.com/office/word/2016/wordml/cid" xmlns:w16="http://schemas.microsoft.com/office/word/2018/wordml" xmlns:w16sdtdh="http://schemas.microsoft.com/office/word/2020/wordml/sdtdatahash" xmlns:w16sdtfl="http://schemas.microsoft.com/office/word/2024/wordml/sdtformatlock" xmlns:w16se="http://schemas.microsoft.com/office/word/2015/wordml/symex" xmlns:w16du="http://schemas.microsoft.com/office/word/2023/wordml/word16du" xmlns:wne="http://schemas.microsoft.com/office/word/2006/wordml" mc:Ignorable="w14 w15 w16se w16cid w16 w16cex w16sdtdh w16sdtfl w16du wp14">
   <w:p>
     <w:pPr>
       <w:pStyle w:val="Koptekst"/>
@@ -16123,7 +16157,7 @@
 </file>
 
 <file path=word/header2.xml><?xml version="1.0" encoding="utf-8"?>
-<w:hdr xmlns:wpc="http://schemas.microsoft.com/office/word/2010/wordprocessingCanvas" xmlns:cx="http://schemas.microsoft.com/office/drawing/2014/chartex" xmlns:cx1="http://schemas.microsoft.com/office/drawing/2015/9/8/chartex" xmlns:cx2="http://schemas.microsoft.com/office/drawing/2015/10/21/chartex" xmlns:cx3="http://schemas.microsoft.com/office/drawing/2016/5/9/chartex" xmlns:cx4="http://schemas.microsoft.com/office/drawing/2016/5/10/chartex" xmlns:cx5="http://schemas.microsoft.com/office/drawing/2016/5/11/chartex" xmlns:cx6="http://schemas.microsoft.com/office/drawing/2016/5/12/chartex" xmlns:cx7="http://schemas.microsoft.com/office/drawing/2016/5/13/chartex" xmlns:cx8="http://schemas.microsoft.com/office/drawing/2016/5/14/chartex" xmlns:mc="http://schemas.openxmlformats.org/markup-compatibility/2006" xmlns:aink="http://schemas.microsoft.com/office/drawing/2016/ink" xmlns:am3d="http://schemas.microsoft.com/office/drawing/2017/model3d" xmlns:o="urn:schemas-microsoft-com:office:office" xmlns:oel="http://schemas.microsoft.com/office/2019/extlst" xmlns:r="http://schemas.openxmlformats.org/officeDocument/2006/relationships" xmlns:m="http://schemas.openxmlformats.org/officeDocument/2006/math" xmlns:v="urn:schemas-microsoft-com:vml" xmlns:wp14="http://schemas.microsoft.com/office/word/2010/wordprocessingDrawing" xmlns:wp="http://schemas.openxmlformats.org/drawingml/2006/wordprocessingDrawing" xmlns:w10="urn:schemas-microsoft-com:office:word" xmlns:w="http://schemas.openxmlformats.org/wordprocessingml/2006/main" xmlns:w14="http://schemas.microsoft.com/office/word/2010/wordml" xmlns:w15="http://schemas.microsoft.com/office/word/2012/wordml" xmlns:w16cex="http://schemas.microsoft.com/office/word/2018/wordml/cex" xmlns:w16cid="http://schemas.microsoft.com/office/word/2016/wordml/cid" xmlns:w16="http://schemas.microsoft.com/office/word/2018/wordml" xmlns:w16du="http://schemas.microsoft.com/office/word/2023/wordml/word16du" xmlns:w16sdtdh="http://schemas.microsoft.com/office/word/2020/wordml/sdtdatahash" xmlns:w16sdtfl="http://schemas.microsoft.com/office/word/2024/wordml/sdtformatlock" xmlns:w16se="http://schemas.microsoft.com/office/word/2015/wordml/symex" xmlns:wpg="http://schemas.microsoft.com/office/word/2010/wordprocessingGroup" xmlns:wpi="http://schemas.microsoft.com/office/word/2010/wordprocessingInk" xmlns:wne="http://schemas.microsoft.com/office/word/2006/wordml" xmlns:wps="http://schemas.microsoft.com/office/word/2010/wordprocessingShape" mc:Ignorable="w14 w15 w16se w16cid w16 w16cex w16sdtdh w16sdtfl w16du wp14">
+<w:hdr xmlns:wpc="http://schemas.microsoft.com/office/word/2010/wordprocessingCanvas" xmlns:cx="http://schemas.microsoft.com/office/drawing/2014/chartex" xmlns:cx1="http://schemas.microsoft.com/office/drawing/2015/9/8/chartex" xmlns:cx2="http://schemas.microsoft.com/office/drawing/2015/10/21/chartex" xmlns:cx3="http://schemas.microsoft.com/office/drawing/2016/5/9/chartex" xmlns:cx4="http://schemas.microsoft.com/office/drawing/2016/5/10/chartex" xmlns:cx5="http://schemas.microsoft.com/office/drawing/2016/5/11/chartex" xmlns:cx6="http://schemas.microsoft.com/office/drawing/2016/5/12/chartex" xmlns:cx7="http://schemas.microsoft.com/office/drawing/2016/5/13/chartex" xmlns:cx8="http://schemas.microsoft.com/office/drawing/2016/5/14/chartex" xmlns:mc="http://schemas.openxmlformats.org/markup-compatibility/2006" xmlns:m="http://schemas.openxmlformats.org/officeDocument/2006/math" xmlns:aink="http://schemas.microsoft.com/office/drawing/2016/ink" xmlns:am3d="http://schemas.microsoft.com/office/drawing/2017/model3d" xmlns:oel="http://schemas.microsoft.com/office/2019/extlst" xmlns:r="http://schemas.openxmlformats.org/officeDocument/2006/relationships" xmlns:wp14="http://schemas.microsoft.com/office/word/2010/wordprocessingDrawing" xmlns:wp="http://schemas.openxmlformats.org/drawingml/2006/wordprocessingDrawing" xmlns:wpg="http://schemas.microsoft.com/office/word/2010/wordprocessingGroup" xmlns:wpi="http://schemas.microsoft.com/office/word/2010/wordprocessingInk" xmlns:wps="http://schemas.microsoft.com/office/word/2010/wordprocessingShape" xmlns:o="urn:schemas-microsoft-com:office:office" xmlns:v="urn:schemas-microsoft-com:vml" xmlns:w10="urn:schemas-microsoft-com:office:word" xmlns:w="http://schemas.openxmlformats.org/wordprocessingml/2006/main" xmlns:w14="http://schemas.microsoft.com/office/word/2010/wordml" xmlns:w15="http://schemas.microsoft.com/office/word/2012/wordml" xmlns:w16cei="http://schemas.microsoft.com/office/word/2026/wordml/cei" xmlns:w16cex="http://schemas.microsoft.com/office/word/2018/wordml/cex" xmlns:w16cid="http://schemas.microsoft.com/office/word/2016/wordml/cid" xmlns:w16="http://schemas.microsoft.com/office/word/2018/wordml" xmlns:w16sdtdh="http://schemas.microsoft.com/office/word/2020/wordml/sdtdatahash" xmlns:w16sdtfl="http://schemas.microsoft.com/office/word/2024/wordml/sdtformatlock" xmlns:w16se="http://schemas.microsoft.com/office/word/2015/wordml/symex" xmlns:w16du="http://schemas.microsoft.com/office/word/2023/wordml/word16du" xmlns:wne="http://schemas.microsoft.com/office/word/2006/wordml" mc:Ignorable="w14 w15 w16se w16cid w16 w16cex w16sdtdh w16sdtfl w16du wp14">
   <w:p>
     <w:pPr>
       <w:pStyle w:val="Koptekst"/>
@@ -16183,7 +16217,7 @@
 </file>
 
 <file path=word/styles.xml><?xml version="1.0" encoding="utf-8"?>
-<w:styles xmlns:mc="http://schemas.openxmlformats.org/markup-compatibility/2006" xmlns:r="http://schemas.openxmlformats.org/officeDocument/2006/relationships" xmlns:w="http://schemas.openxmlformats.org/wordprocessingml/2006/main" xmlns:w14="http://schemas.microsoft.com/office/word/2010/wordml" xmlns:w15="http://schemas.microsoft.com/office/word/2012/wordml" xmlns:w16cex="http://schemas.microsoft.com/office/word/2018/wordml/cex" xmlns:w16cid="http://schemas.microsoft.com/office/word/2016/wordml/cid" xmlns:w16="http://schemas.microsoft.com/office/word/2018/wordml" xmlns:w16du="http://schemas.microsoft.com/office/word/2023/wordml/word16du" xmlns:w16sdtdh="http://schemas.microsoft.com/office/word/2020/wordml/sdtdatahash" xmlns:w16sdtfl="http://schemas.microsoft.com/office/word/2024/wordml/sdtformatlock" xmlns:w16se="http://schemas.microsoft.com/office/word/2015/wordml/symex" mc:Ignorable="w14 w15 w16se w16cid w16 w16cex w16sdtdh w16sdtfl w16du">
+<w:styles xmlns:mc="http://schemas.openxmlformats.org/markup-compatibility/2006" xmlns:r="http://schemas.openxmlformats.org/officeDocument/2006/relationships" xmlns:w="http://schemas.openxmlformats.org/wordprocessingml/2006/main" xmlns:w14="http://schemas.microsoft.com/office/word/2010/wordml" xmlns:w15="http://schemas.microsoft.com/office/word/2012/wordml" xmlns:w16cex="http://schemas.microsoft.com/office/word/2018/wordml/cex" xmlns:w16cid="http://schemas.microsoft.com/office/word/2016/wordml/cid" xmlns:w16="http://schemas.microsoft.com/office/word/2018/wordml" xmlns:w16sdtdh="http://schemas.microsoft.com/office/word/2020/wordml/sdtdatahash" xmlns:w16sdtfl="http://schemas.microsoft.com/office/word/2024/wordml/sdtformatlock" xmlns:w16se="http://schemas.microsoft.com/office/word/2015/wordml/symex" xmlns:w16du="http://schemas.microsoft.com/office/word/2023/wordml/word16du" mc:Ignorable="w14 w15 w16se w16cid w16 w16cex w16sdtdh w16sdtfl w16du">
   <w:docDefaults>
     <w:rPrDefault>
       <w:rPr>
